--- a/testakten/gesellschaftsrecht-legal-english-frankfurt-startup/16-whatsapp-partner-associate-thread.docx
+++ b/testakten/gesellschaftsrecht-legal-english-frankfurt-startup/16-whatsapp-partner-associate-thread.docx
@@ -5,24 +5,44 @@
     <w:p>
       <w:pPr>
         <w:pStyle w:val="Heading1"/>
+        <w:spacing w:after="160" w:line="259" w:lineRule="auto"/>
       </w:pPr>
       <w:r>
+        <w:rPr>
+          <w:rFonts w:ascii="Times New Roman" w:hAnsi="Times New Roman"/>
+          <w:b/>
+          <w:sz w:val="28"/>
+        </w:rPr>
         <w:t>16 WhatsApp Partner Associate Thread</w:t>
       </w:r>
     </w:p>
-    <w:p/>
+    <w:p>
+      <w:pPr>
+        <w:spacing w:line="259" w:lineRule="auto" w:after="60"/>
+      </w:pPr>
+    </w:p>
     <w:p>
       <w:pPr>
         <w:pStyle w:val="Heading2"/>
+        <w:spacing w:before="120" w:after="60" w:line="259" w:lineRule="auto"/>
       </w:pPr>
       <w:r>
+        <w:rPr>
+          <w:rFonts w:ascii="Times New Roman" w:hAnsi="Times New Roman"/>
+          <w:b/>
+          <w:sz w:val="22"/>
+        </w:rPr>
         <w:t>Donnerstag, 06:58 bis 08:21 Uhr</w:t>
       </w:r>
     </w:p>
-    <w:p/>
     <w:p>
       <w:pPr>
-        <w:spacing w:after="80"/>
+        <w:spacing w:line="259" w:lineRule="auto" w:after="60"/>
+      </w:pPr>
+    </w:p>
+    <w:p>
+      <w:pPr>
+        <w:spacing w:after="80" w:line="259" w:lineRule="auto"/>
         <w:jc w:val="both"/>
       </w:pPr>
       <w:r>
@@ -33,10 +53,14 @@
         <w:t>06:58 - Adelheid: Guten Morgen. Northbridge hat nachts noch einmal wegen "fully diluted incl. pool and convertibles" nachgelegt. Bitte nicht einfach in die Gesellschafterliste kippen.</w:t>
       </w:r>
     </w:p>
-    <w:p/>
     <w:p>
       <w:pPr>
-        <w:spacing w:after="80"/>
+        <w:spacing w:line="259" w:lineRule="auto" w:after="60"/>
+      </w:pPr>
+    </w:p>
+    <w:p>
+      <w:pPr>
+        <w:spacing w:after="80" w:line="259" w:lineRule="auto"/>
         <w:jc w:val="both"/>
       </w:pPr>
       <w:r>
@@ -47,10 +71,14 @@
         <w:t>06:59 - Hildemar: Verstanden. Ich trenne Cap Table und Gesellschafterliste. Soll ich den Pool pre-money oder post-money rechnen?</w:t>
       </w:r>
     </w:p>
-    <w:p/>
     <w:p>
       <w:pPr>
-        <w:spacing w:after="80"/>
+        <w:spacing w:line="259" w:lineRule="auto" w:after="60"/>
+      </w:pPr>
+    </w:p>
+    <w:p>
+      <w:pPr>
+        <w:spacing w:after="80" w:line="259" w:lineRule="auto"/>
         <w:jc w:val="both"/>
       </w:pPr>
       <w:r>
@@ -61,10 +89,14 @@
         <w:t>07:01 - Adelheid: Genau das ist die Frage. Term Sheet sagt "including a post-Closing option pool of 12 percent", aber die wirtschaftliche Last liegt nach deren Modell wohl pre-money bei den Altgesellschaftern. Bitte sichtbar machen.</w:t>
       </w:r>
     </w:p>
-    <w:p/>
     <w:p>
       <w:pPr>
-        <w:spacing w:after="80"/>
+        <w:spacing w:line="259" w:lineRule="auto" w:after="60"/>
+      </w:pPr>
+    </w:p>
+    <w:p>
+      <w:pPr>
+        <w:spacing w:after="80" w:line="259" w:lineRule="auto"/>
         <w:jc w:val="both"/>
       </w:pPr>
       <w:r>
@@ -75,10 +107,14 @@
         <w:t>07:04 - Hildemar: Ich baue zwei Szenarien: A Pool pre-money zulasten Bestand, B Pool post-money alle. Wandeldarlehen Tante Ermelind mit Cap/Discount jeweils separat.</w:t>
       </w:r>
     </w:p>
-    <w:p/>
     <w:p>
       <w:pPr>
-        <w:spacing w:after="80"/>
+        <w:spacing w:line="259" w:lineRule="auto" w:after="60"/>
+      </w:pPr>
+    </w:p>
+    <w:p>
+      <w:pPr>
+        <w:spacing w:after="80" w:line="259" w:lineRule="auto"/>
         <w:jc w:val="both"/>
       </w:pPr>
       <w:r>
@@ -89,10 +125,14 @@
         <w:t>07:06 - Adelheid: Gut. Und bitte keine "preferred shares" in die Satzung schreiben, als wären wir Delaware. Wir brauchen deutsche Vorzugsrechte, sauber in Satzung/SHA gespiegelt.</w:t>
       </w:r>
     </w:p>
-    <w:p/>
     <w:p>
       <w:pPr>
-        <w:spacing w:after="80"/>
+        <w:spacing w:line="259" w:lineRule="auto" w:after="60"/>
+      </w:pPr>
+    </w:p>
+    <w:p>
+      <w:pPr>
+        <w:spacing w:after="80" w:line="259" w:lineRule="auto"/>
         <w:jc w:val="both"/>
       </w:pPr>
       <w:r>
@@ -103,10 +143,14 @@
         <w:t>07:09 - Hildemar: Ich mache eine Begriffskarte: Preferred Shares = wirtschaftliche Vorzugsrechte, Umsetzung über Geschäftsanteilsklassen/Satzung/SHA; keine deutsche Scheinübersetzung.</w:t>
       </w:r>
     </w:p>
-    <w:p/>
     <w:p>
       <w:pPr>
-        <w:spacing w:after="80"/>
+        <w:spacing w:line="259" w:lineRule="auto" w:after="60"/>
+      </w:pPr>
+    </w:p>
+    <w:p>
+      <w:pPr>
+        <w:spacing w:after="80" w:line="259" w:lineRule="auto"/>
         <w:jc w:val="both"/>
       </w:pPr>
       <w:r>
@@ -117,10 +161,14 @@
         <w:t>07:16 - Adelheid: Super. Zweiter Punkt: Investor Director. Nicht als Geschäftsführer behandeln. Es ist Beirat/Consent-Matter-Mechanik.</w:t>
       </w:r>
     </w:p>
-    <w:p/>
     <w:p>
       <w:pPr>
-        <w:spacing w:after="80"/>
+        <w:spacing w:line="259" w:lineRule="auto" w:after="60"/>
+      </w:pPr>
+    </w:p>
+    <w:p>
+      <w:pPr>
+        <w:spacing w:after="80" w:line="259" w:lineRule="auto"/>
         <w:jc w:val="both"/>
       </w:pPr>
       <w:r>
@@ -131,10 +179,14 @@
         <w:t>07:18 - Hildemar: Also Consent Matters auf drei Ebenen prüfen: Beirat, Geschäftsführer-Geschäftsordnung, Gesellschafterversammlung/Satzung.</w:t>
       </w:r>
     </w:p>
-    <w:p/>
     <w:p>
       <w:pPr>
-        <w:spacing w:after="80"/>
+        <w:spacing w:line="259" w:lineRule="auto" w:after="60"/>
+      </w:pPr>
+    </w:p>
+    <w:p>
+      <w:pPr>
+        <w:spacing w:after="80" w:line="259" w:lineRule="auto"/>
         <w:jc w:val="both"/>
       </w:pPr>
       <w:r>
@@ -145,10 +197,14 @@
         <w:t>07:20 - Adelheid: Genau. Und sag im Memo, wo nur SHA reicht und wo Satzung/Notar/HR zwingend werden kann.</w:t>
       </w:r>
     </w:p>
-    <w:p/>
     <w:p>
       <w:pPr>
-        <w:spacing w:after="80"/>
+        <w:spacing w:line="259" w:lineRule="auto" w:after="60"/>
+      </w:pPr>
+    </w:p>
+    <w:p>
+      <w:pPr>
+        <w:spacing w:after="80" w:line="259" w:lineRule="auto"/>
         <w:jc w:val="both"/>
       </w:pPr>
       <w:r>
@@ -159,10 +215,14 @@
         <w:t>07:43 - Hildemar: Kurze Rückfrage: Drag-Along Threshold im Term Sheet 60 Prozent fully diluted plus Series A Majority. Reicht das als schuldrechtliche Pflicht?</w:t>
       </w:r>
     </w:p>
-    <w:p/>
     <w:p>
       <w:pPr>
-        <w:spacing w:after="80"/>
+        <w:spacing w:line="259" w:lineRule="auto" w:after="60"/>
+      </w:pPr>
+    </w:p>
+    <w:p>
+      <w:pPr>
+        <w:spacing w:after="80" w:line="259" w:lineRule="auto"/>
         <w:jc w:val="both"/>
       </w:pPr>
       <w:r>
@@ -173,10 +233,14 @@
         <w:t>07:46 - Adelheid: Als Pflicht im SHA ja, aber Vollmacht, Beurkundung, Minderheitenschutz und Preisgleichheit prüfen. Nicht "Vorkaufsrecht" nennen.</w:t>
       </w:r>
     </w:p>
-    <w:p/>
     <w:p>
       <w:pPr>
-        <w:spacing w:after="80"/>
+        <w:spacing w:line="259" w:lineRule="auto" w:after="60"/>
+      </w:pPr>
+    </w:p>
+    <w:p>
+      <w:pPr>
+        <w:spacing w:after="80" w:line="259" w:lineRule="auto"/>
         <w:jc w:val="both"/>
       </w:pPr>
       <w:r>
@@ -187,10 +251,14 @@
         <w:t>08:02 - Hildemar: Ich habe im Associate-Draft den Satz "Liquidation Preference greift bei Insolvenz" gestrichen. Korrektur: Exit-Erlos-Waterfall, auch Share Deal/Asset Deal/Merger.</w:t>
       </w:r>
     </w:p>
-    <w:p/>
     <w:p>
       <w:pPr>
-        <w:spacing w:after="80"/>
+        <w:spacing w:line="259" w:lineRule="auto" w:after="60"/>
+      </w:pPr>
+    </w:p>
+    <w:p>
+      <w:pPr>
+        <w:spacing w:after="80" w:line="259" w:lineRule="auto"/>
         <w:jc w:val="both"/>
       </w:pPr>
       <w:r>
@@ -201,10 +269,14 @@
         <w:t>08:05 - Adelheid: Sehr gut. Das ist der Punkt, an dem Leute in Interviews oft stolpern.</w:t>
       </w:r>
     </w:p>
-    <w:p/>
     <w:p>
       <w:pPr>
-        <w:spacing w:after="80"/>
+        <w:spacing w:line="259" w:lineRule="auto" w:after="60"/>
+      </w:pPr>
+    </w:p>
+    <w:p>
+      <w:pPr>
+        <w:spacing w:after="80" w:line="259" w:lineRule="auto"/>
         <w:jc w:val="both"/>
       </w:pPr>
       <w:r>
@@ -215,12 +287,16 @@
         <w:t>08:21 - Adelheid: Ergebnis bis 10:30 bitte als 1-Seiter: Top-7 Begriffe, Top-5 deutsche Umsetzungsfragen, Top-3 Rückfragen an Mandantin, Senior-Gates.</w:t>
       </w:r>
     </w:p>
-    <w:p/>
+    <w:p>
+      <w:pPr>
+        <w:spacing w:line="259" w:lineRule="auto" w:after="60"/>
+      </w:pPr>
+    </w:p>
     <w:sectPr>
       <w:headerReference w:type="default" r:id="rId9"/>
       <w:footerReference w:type="default" r:id="rId10"/>
       <w:pgSz w:w="11909" w:h="16834"/>
-      <w:pgMar w:top="1037" w:right="1123" w:bottom="1037" w:left="1123" w:header="720" w:footer="720" w:gutter="0"/>
+      <w:pgMar w:top="1191" w:right="1247" w:bottom="1134" w:left="1361" w:header="720" w:footer="720" w:gutter="0"/>
       <w:cols w:space="720"/>
       <w:docGrid w:linePitch="360"/>
     </w:sectPr>
@@ -619,7 +695,7 @@
     <w:rsid w:val="00FC693F"/>
     <w:rPr>
       <w:rFonts w:ascii="Times New Roman" w:hAnsi="Times New Roman"/>
-      <w:sz w:val="21"/>
+      <w:sz w:val="22"/>
     </w:rPr>
   </w:style>
   <w:style w:type="paragraph" w:styleId="Header">
@@ -685,7 +761,7 @@
       <w:b/>
       <w:bCs/>
       <w:color w:val="365F91" w:themeColor="accent1" w:themeShade="BF"/>
-      <w:sz w:val="30"/>
+      <w:sz w:val="28"/>
       <w:szCs w:val="28"/>
     </w:rPr>
   </w:style>
@@ -709,7 +785,7 @@
       <w:b/>
       <w:bCs/>
       <w:color w:val="4F81BD" w:themeColor="accent1"/>
-      <w:sz w:val="25"/>
+      <w:sz w:val="24"/>
       <w:szCs w:val="26"/>
     </w:rPr>
   </w:style>
@@ -971,11 +1047,12 @@
       <w:contextualSpacing/>
     </w:pPr>
     <w:rPr>
-      <w:rFonts w:asciiTheme="majorHAnsi" w:eastAsiaTheme="majorEastAsia" w:hAnsiTheme="majorHAnsi" w:cstheme="majorBidi"/>
+      <w:rFonts w:asciiTheme="majorHAnsi" w:eastAsiaTheme="majorEastAsia" w:hAnsiTheme="majorHAnsi" w:cstheme="majorBidi" w:ascii="Times New Roman" w:hAnsi="Times New Roman"/>
+      <w:b/>
       <w:color w:val="17365D" w:themeColor="text2" w:themeShade="BF"/>
       <w:spacing w:val="5"/>
       <w:kern w:val="28"/>
-      <w:sz w:val="52"/>
+      <w:sz w:val="30"/>
       <w:szCs w:val="52"/>
     </w:rPr>
   </w:style>
